--- a/04_Operations-Launch/Investor-Relations-Playbook.docx
+++ b/04_Operations-Launch/Investor-Relations-Playbook.docx
@@ -71,7 +71,7 @@
           <w:color w:val="555555"/>
           <w:sz w:val="20"/>
         </w:rPr>
-        <w:t>Effective: 2026-06-15  ·  Version 1.0</w:t>
+        <w:t>Effective: 2026-06-16  ·  Version 1.0</w:t>
       </w:r>
     </w:p>
     <w:p>
